--- a/ADAM - BOSS Governance and Scoring Engine - Stand Alone/docs/BOSS-Engine-Reference-Manual-v0.2.docx
+++ b/ADAM - BOSS Governance and Scoring Engine - Stand Alone/docs/BOSS-Engine-Reference-Manual-v0.2.docx
@@ -63,7 +63,7 @@
           <w:sz w:val="24"/>
           <w:szCs w:val="24"/>
         </w:rPr>
-        <w:t xml:space="preserve">Version 3.2  |  Priority Tier Edition</w:t>
+        <w:t xml:space="preserve">ADAM Book v0.2  |  BOSS Score v3.2 — Priority Tier Edition</w:t>
       </w:r>
     </w:p>
     <w:p>
@@ -20432,7 +20432,7 @@
         <w:sz w:val="20"/>
         <w:szCs w:val="20"/>
       </w:rPr>
-      <w:t xml:space="preserve">BOSS Engine Reference Manual v3.2</w:t>
+      <w:t xml:space="preserve">BOSS Engine Reference Manual — ADAM Book v0.2 (BOSS v3.2)</w:t>
     </w:r>
     <w:r>
       <w:rPr>
